--- a/templates/docs/sverka_velostep.docx
+++ b/templates/docs/sverka_velostep.docx
@@ -432,6 +432,11 @@
               <w:t>___________________ФИО</w:t>
             </w:r>
           </w:p>
+          <w:p>
+            <w:r>
+              <w:t>М.П.</w:t>
+            </w:r>
+          </w:p>
         </w:tc>
         <w:tc>
           <w:tcPr>
@@ -480,6 +485,11 @@
                 <w:sz w:val="22"/>
               </w:rPr>
               <w:t>___________________________ФИО</w:t>
+            </w:r>
+          </w:p>
+          <w:p>
+            <w:r>
+              <w:t>М.П.</w:t>
             </w:r>
           </w:p>
         </w:tc>
